--- a/outputs/ki-prozessberatung-kmu/B+H GmbH/Dokumente/04_Anbietervergleich-KI-Spezialist/entscheidungs-checkliste-anbietervergleich.docx
+++ b/outputs/ki-prozessberatung-kmu/B+H GmbH/Dokumente/04_Anbietervergleich-KI-Spezialist/entscheidungs-checkliste-anbietervergleich.docx
@@ -23,7 +23,7 @@
           <w:sz w:val="26"/>
           <w:szCs w:val="26"/>
         </w:rPr>
-        <w:t>Für das Gespräch mit Anton (Krasenbrink-Team), Dienstag 25.08.2026</w:t>
+        <w:t>Ergebnis nach dem Gespräch mit Anton (Krasenbrink-Team) am 25.08.2026</w:t>
       </w:r>
     </w:p>
     <w:p>
@@ -31,7 +31,7 @@
         <w:spacing w:after="140"/>
       </w:pPr>
       <w:r>
-        <w:t>Neun Kriterien, die für das B+H-Projekt entscheidend sind. Spalte „Digital Beat" ist bereits bekannt (aus schriftlichem Angebot). Spalte „Krasenbrink" bitte im Gespräch mit Anton direkt abfragen und ankreuzen. Am Ende ergibt der Vergleich der beiden Spalten die Entscheidung.</w:t>
+        <w:t>Neun Kriterien, die für das B+H-Projekt entscheidend sind. Spalte „Digital Beat" beruht auf dem schriftlichen Angebot, Spalte „Krasenbrink" auf dem Gespräch mit Anton am 25.08.2026.</w:t>
       </w:r>
     </w:p>
     <w:p>
@@ -70,12 +70,6 @@
         <w:gridCol w:w="2780"/>
       </w:tblGrid>
       <w:tr>
-        <w:tblPrEx>
-          <w:tblCellMar>
-            <w:top w:w="0" w:type="dxa"/>
-            <w:bottom w:w="0" w:type="dxa"/>
-          </w:tblCellMar>
-        </w:tblPrEx>
         <w:tc>
           <w:tcPr>
             <w:tcW w:w="450" w:type="dxa"/>
@@ -148,18 +142,12 @@
               <w:rPr>
                 <w:b/>
               </w:rPr>
-              <w:t>Krasenbrink — bitte abfragen</w:t>
+              <w:t>Krasenbrink</w:t>
             </w:r>
           </w:p>
         </w:tc>
       </w:tr>
       <w:tr>
-        <w:tblPrEx>
-          <w:tblCellMar>
-            <w:top w:w="0" w:type="dxa"/>
-            <w:bottom w:w="0" w:type="dxa"/>
-          </w:tblCellMar>
-        </w:tblPrEx>
         <w:tc>
           <w:tcPr>
             <w:tcW w:w="450" w:type="dxa"/>
@@ -202,12 +190,6 @@
         </w:tc>
       </w:tr>
       <w:tr>
-        <w:tblPrEx>
-          <w:tblCellMar>
-            <w:top w:w="0" w:type="dxa"/>
-            <w:bottom w:w="0" w:type="dxa"/>
-          </w:tblCellMar>
-        </w:tblPrEx>
         <w:tc>
           <w:tcPr>
             <w:tcW w:w="450" w:type="dxa"/>
@@ -250,12 +232,6 @@
         </w:tc>
       </w:tr>
       <w:tr>
-        <w:tblPrEx>
-          <w:tblCellMar>
-            <w:top w:w="0" w:type="dxa"/>
-            <w:bottom w:w="0" w:type="dxa"/>
-          </w:tblCellMar>
-        </w:tblPrEx>
         <w:tc>
           <w:tcPr>
             <w:tcW w:w="450" w:type="dxa"/>
@@ -298,12 +274,6 @@
         </w:tc>
       </w:tr>
       <w:tr>
-        <w:tblPrEx>
-          <w:tblCellMar>
-            <w:top w:w="0" w:type="dxa"/>
-            <w:bottom w:w="0" w:type="dxa"/>
-          </w:tblCellMar>
-        </w:tblPrEx>
         <w:tc>
           <w:tcPr>
             <w:tcW w:w="450" w:type="dxa"/>
@@ -346,12 +316,6 @@
         </w:tc>
       </w:tr>
       <w:tr>
-        <w:tblPrEx>
-          <w:tblCellMar>
-            <w:top w:w="0" w:type="dxa"/>
-            <w:bottom w:w="0" w:type="dxa"/>
-          </w:tblCellMar>
-        </w:tblPrEx>
         <w:tc>
           <w:tcPr>
             <w:tcW w:w="450" w:type="dxa"/>
@@ -394,12 +358,6 @@
         </w:tc>
       </w:tr>
       <w:tr>
-        <w:tblPrEx>
-          <w:tblCellMar>
-            <w:top w:w="0" w:type="dxa"/>
-            <w:bottom w:w="0" w:type="dxa"/>
-          </w:tblCellMar>
-        </w:tblPrEx>
         <w:tc>
           <w:tcPr>
             <w:tcW w:w="450" w:type="dxa"/>
@@ -442,12 +400,6 @@
         </w:tc>
       </w:tr>
       <w:tr>
-        <w:tblPrEx>
-          <w:tblCellMar>
-            <w:top w:w="0" w:type="dxa"/>
-            <w:bottom w:w="0" w:type="dxa"/>
-          </w:tblCellMar>
-        </w:tblPrEx>
         <w:tc>
           <w:tcPr>
             <w:tcW w:w="450" w:type="dxa"/>
@@ -490,12 +442,6 @@
         </w:tc>
       </w:tr>
       <w:tr>
-        <w:tblPrEx>
-          <w:tblCellMar>
-            <w:top w:w="0" w:type="dxa"/>
-            <w:bottom w:w="0" w:type="dxa"/>
-          </w:tblCellMar>
-        </w:tblPrEx>
         <w:tc>
           <w:tcPr>
             <w:tcW w:w="450" w:type="dxa"/>
@@ -538,12 +484,6 @@
         </w:tc>
       </w:tr>
       <w:tr>
-        <w:tblPrEx>
-          <w:tblCellMar>
-            <w:top w:w="0" w:type="dxa"/>
-            <w:bottom w:w="0" w:type="dxa"/>
-          </w:tblCellMar>
-        </w:tblPrEx>
         <w:tc>
           <w:tcPr>
             <w:tcW w:w="450" w:type="dxa"/>
@@ -595,7 +535,7 @@
           <w:i/>
           <w:iCs/>
         </w:rPr>
-        <w:t>Faustregel: Je mehr Nein bei Krasenbrink, desto klarer die Entscheidung für Digital Beat. Bei überwiegend Ja auf beiden Seiten entscheidet dann eher der Preis und dein Bauchgefühl aus dem Gespräch.</w:t>
+        <w:t>Faustregel: Je mehr Nein bei Krasenbrink, desto klarer die Entscheidung für Digital Beat. Bei überwiegend Ja auf beiden Seiten entscheidet dann eher der Preis und der persönliche Eindruck aus dem Gespräch.</w:t>
       </w:r>
     </w:p>
     <w:p>
